--- a/DAY-1/LAB EXERCISE/Lab Exercise 7- Init Containers in Kubernetes.docx
+++ b/DAY-1/LAB EXERCISE/Lab Exercise 7- Init Containers in Kubernetes.docx
@@ -256,31 +256,17 @@
           <w14:ligatures w14:val="none"/>
         </w:rPr>
       </w:pPr>
-      <w:proofErr w:type="gramStart"/>
-      <w:r>
-        <w:rPr>
-          <w:rFonts w:ascii="Georgia" w:eastAsia="Times New Roman" w:hAnsi="Georgia" w:cs="Times New Roman"/>
-          <w:color w:val="000000" w:themeColor="text1"/>
-          <w:kern w:val="0"/>
-          <w:sz w:val="24"/>
-          <w:szCs w:val="24"/>
-          <w:lang w:val="en-US" w:eastAsia="en-IN"/>
-          <w14:ligatures w14:val="none"/>
-        </w:rPr>
-        <w:t>Runs</w:t>
-      </w:r>
-      <w:proofErr w:type="gramEnd"/>
-      <w:r>
-        <w:rPr>
-          <w:rFonts w:ascii="Georgia" w:eastAsia="Times New Roman" w:hAnsi="Georgia" w:cs="Times New Roman"/>
-          <w:color w:val="000000" w:themeColor="text1"/>
-          <w:kern w:val="0"/>
-          <w:sz w:val="24"/>
-          <w:szCs w:val="24"/>
-          <w:lang w:val="en-US" w:eastAsia="en-IN"/>
-          <w14:ligatures w14:val="none"/>
-        </w:rPr>
-        <w:t xml:space="preserve"> </w:t>
+      <w:r>
+        <w:rPr>
+          <w:rFonts w:ascii="Georgia" w:eastAsia="Times New Roman" w:hAnsi="Georgia" w:cs="Times New Roman"/>
+          <w:color w:val="000000" w:themeColor="text1"/>
+          <w:kern w:val="0"/>
+          <w:sz w:val="24"/>
+          <w:szCs w:val="24"/>
+          <w:lang w:val="en-US" w:eastAsia="en-IN"/>
+          <w14:ligatures w14:val="none"/>
+        </w:rPr>
+        <w:t xml:space="preserve">Runs </w:t>
       </w:r>
       <w:r>
         <w:rPr>
@@ -741,37 +727,7 @@
           <w14:ligatures w14:val="none"/>
         </w:rPr>
         <w:lastRenderedPageBreak/>
-        <w:t xml:space="preserve">Why </w:t>
-      </w:r>
-      <w:proofErr w:type="gramStart"/>
-      <w:r>
-        <w:rPr>
-          <w:rFonts w:ascii="Georgia" w:eastAsia="Times New Roman" w:hAnsi="Georgia" w:cs="Times New Roman"/>
-          <w:b/>
-          <w:bCs/>
-          <w:color w:val="000000" w:themeColor="text1"/>
-          <w:kern w:val="0"/>
-          <w:sz w:val="24"/>
-          <w:szCs w:val="24"/>
-          <w:lang w:val="en-US" w:eastAsia="en-IN"/>
-          <w14:ligatures w14:val="none"/>
-        </w:rPr>
-        <w:t>Init Containers are</w:t>
-      </w:r>
-      <w:proofErr w:type="gramEnd"/>
-      <w:r>
-        <w:rPr>
-          <w:rFonts w:ascii="Georgia" w:eastAsia="Times New Roman" w:hAnsi="Georgia" w:cs="Times New Roman"/>
-          <w:b/>
-          <w:bCs/>
-          <w:color w:val="000000" w:themeColor="text1"/>
-          <w:kern w:val="0"/>
-          <w:sz w:val="24"/>
-          <w:szCs w:val="24"/>
-          <w:lang w:val="en-US" w:eastAsia="en-IN"/>
-          <w14:ligatures w14:val="none"/>
-        </w:rPr>
-        <w:t xml:space="preserve"> Used?</w:t>
+        <w:t>Why Init Containers are Used?</w:t>
       </w:r>
     </w:p>
     <w:tbl>
@@ -990,7 +946,6 @@
                 <w14:ligatures w14:val="none"/>
               </w:rPr>
             </w:pPr>
-            <w:proofErr w:type="gramStart"/>
             <w:r>
               <w:rPr>
                 <w:rFonts w:ascii="Georgia" w:eastAsia="Times New Roman" w:hAnsi="Georgia" w:cs="Times New Roman"/>
@@ -1001,20 +956,7 @@
                 <w:lang w:val="en-US" w:eastAsia="en-IN"/>
                 <w14:ligatures w14:val="none"/>
               </w:rPr>
-              <w:t>Wait</w:t>
-            </w:r>
-            <w:proofErr w:type="gramEnd"/>
-            <w:r>
-              <w:rPr>
-                <w:rFonts w:ascii="Georgia" w:eastAsia="Times New Roman" w:hAnsi="Georgia" w:cs="Times New Roman"/>
-                <w:color w:val="000000" w:themeColor="text1"/>
-                <w:kern w:val="0"/>
-                <w:sz w:val="24"/>
-                <w:szCs w:val="24"/>
-                <w:lang w:val="en-US" w:eastAsia="en-IN"/>
-                <w14:ligatures w14:val="none"/>
-              </w:rPr>
-              <w:t xml:space="preserve"> for service</w:t>
+              <w:t>Wait for service</w:t>
             </w:r>
           </w:p>
         </w:tc>
@@ -1616,11 +1558,9 @@
           <w:left w:val="single" w:sz="4" w:space="4" w:color="auto"/>
           <w:bottom w:val="single" w:sz="4" w:space="1" w:color="auto"/>
           <w:right w:val="single" w:sz="4" w:space="4" w:color="auto"/>
-          <w:between w:val="single" w:sz="4" w:space="1" w:color="auto"/>
-          <w:bar w:val="single" w:sz="4" w:color="auto"/>
         </w:pBdr>
         <w:shd w:val="clear" w:color="auto" w:fill="F2F2F2" w:themeFill="background1" w:themeFillShade="F2"/>
-        <w:spacing w:after="0" w:line="360" w:lineRule="auto"/>
+        <w:spacing w:after="0" w:line="480" w:lineRule="auto"/>
         <w:textAlignment w:val="baseline"/>
         <w:outlineLvl w:val="0"/>
         <w:rPr>
@@ -1658,266 +1598,6 @@
           <w14:ligatures w14:val="none"/>
         </w:rPr>
         <w:t>: v1</w:t>
-      </w:r>
-      <w:r>
-        <w:rPr>
-          <w:rFonts w:ascii="Georgia" w:eastAsia="Times New Roman" w:hAnsi="Georgia" w:cs="Times New Roman"/>
-          <w:color w:val="000000" w:themeColor="text1"/>
-          <w:kern w:val="0"/>
-          <w:sz w:val="24"/>
-          <w:szCs w:val="24"/>
-          <w:lang w:val="en-US" w:eastAsia="en-IN"/>
-          <w14:ligatures w14:val="none"/>
-        </w:rPr>
-        <w:br/>
-        <w:t>kind: Pod</w:t>
-      </w:r>
-      <w:r>
-        <w:rPr>
-          <w:rFonts w:ascii="Georgia" w:eastAsia="Times New Roman" w:hAnsi="Georgia" w:cs="Times New Roman"/>
-          <w:color w:val="000000" w:themeColor="text1"/>
-          <w:kern w:val="0"/>
-          <w:sz w:val="24"/>
-          <w:szCs w:val="24"/>
-          <w:lang w:val="en-US" w:eastAsia="en-IN"/>
-          <w14:ligatures w14:val="none"/>
-        </w:rPr>
-        <w:br/>
-        <w:t>metadata:</w:t>
-      </w:r>
-      <w:r>
-        <w:rPr>
-          <w:rFonts w:ascii="Georgia" w:eastAsia="Times New Roman" w:hAnsi="Georgia" w:cs="Times New Roman"/>
-          <w:color w:val="000000" w:themeColor="text1"/>
-          <w:kern w:val="0"/>
-          <w:sz w:val="24"/>
-          <w:szCs w:val="24"/>
-          <w:lang w:val="en-US" w:eastAsia="en-IN"/>
-          <w14:ligatures w14:val="none"/>
-        </w:rPr>
-        <w:br/>
-        <w:t xml:space="preserve">  name: </w:t>
-      </w:r>
-      <w:proofErr w:type="spellStart"/>
-      <w:r>
-        <w:rPr>
-          <w:rFonts w:ascii="Georgia" w:eastAsia="Times New Roman" w:hAnsi="Georgia" w:cs="Times New Roman"/>
-          <w:color w:val="000000" w:themeColor="text1"/>
-          <w:kern w:val="0"/>
-          <w:sz w:val="24"/>
-          <w:szCs w:val="24"/>
-          <w:lang w:val="en-US" w:eastAsia="en-IN"/>
-          <w14:ligatures w14:val="none"/>
-        </w:rPr>
-        <w:t>init</w:t>
-      </w:r>
-      <w:proofErr w:type="spellEnd"/>
-      <w:r>
-        <w:rPr>
-          <w:rFonts w:ascii="Georgia" w:eastAsia="Times New Roman" w:hAnsi="Georgia" w:cs="Times New Roman"/>
-          <w:color w:val="000000" w:themeColor="text1"/>
-          <w:kern w:val="0"/>
-          <w:sz w:val="24"/>
-          <w:szCs w:val="24"/>
-          <w:lang w:val="en-US" w:eastAsia="en-IN"/>
-          <w14:ligatures w14:val="none"/>
-        </w:rPr>
-        <w:t>-demo</w:t>
-      </w:r>
-      <w:r>
-        <w:rPr>
-          <w:rFonts w:ascii="Georgia" w:eastAsia="Times New Roman" w:hAnsi="Georgia" w:cs="Times New Roman"/>
-          <w:color w:val="000000" w:themeColor="text1"/>
-          <w:kern w:val="0"/>
-          <w:sz w:val="24"/>
-          <w:szCs w:val="24"/>
-          <w:lang w:val="en-US" w:eastAsia="en-IN"/>
-          <w14:ligatures w14:val="none"/>
-        </w:rPr>
-        <w:br/>
-        <w:t>spec:</w:t>
-      </w:r>
-      <w:r>
-        <w:rPr>
-          <w:rFonts w:ascii="Georgia" w:eastAsia="Times New Roman" w:hAnsi="Georgia" w:cs="Times New Roman"/>
-          <w:color w:val="000000" w:themeColor="text1"/>
-          <w:kern w:val="0"/>
-          <w:sz w:val="24"/>
-          <w:szCs w:val="24"/>
-          <w:lang w:val="en-US" w:eastAsia="en-IN"/>
-          <w14:ligatures w14:val="none"/>
-        </w:rPr>
-        <w:br/>
-        <w:t xml:space="preserve">  </w:t>
-      </w:r>
-      <w:proofErr w:type="spellStart"/>
-      <w:r>
-        <w:rPr>
-          <w:rFonts w:ascii="Georgia" w:eastAsia="Times New Roman" w:hAnsi="Georgia" w:cs="Times New Roman"/>
-          <w:color w:val="000000" w:themeColor="text1"/>
-          <w:kern w:val="0"/>
-          <w:sz w:val="24"/>
-          <w:szCs w:val="24"/>
-          <w:lang w:val="en-US" w:eastAsia="en-IN"/>
-          <w14:ligatures w14:val="none"/>
-        </w:rPr>
-        <w:t>initContainers</w:t>
-      </w:r>
-      <w:proofErr w:type="spellEnd"/>
-      <w:r>
-        <w:rPr>
-          <w:rFonts w:ascii="Georgia" w:eastAsia="Times New Roman" w:hAnsi="Georgia" w:cs="Times New Roman"/>
-          <w:color w:val="000000" w:themeColor="text1"/>
-          <w:kern w:val="0"/>
-          <w:sz w:val="24"/>
-          <w:szCs w:val="24"/>
-          <w:lang w:val="en-US" w:eastAsia="en-IN"/>
-          <w14:ligatures w14:val="none"/>
-        </w:rPr>
-        <w:t>:</w:t>
-      </w:r>
-      <w:r>
-        <w:rPr>
-          <w:rFonts w:ascii="Georgia" w:eastAsia="Times New Roman" w:hAnsi="Georgia" w:cs="Times New Roman"/>
-          <w:color w:val="000000" w:themeColor="text1"/>
-          <w:kern w:val="0"/>
-          <w:sz w:val="24"/>
-          <w:szCs w:val="24"/>
-          <w:lang w:val="en-US" w:eastAsia="en-IN"/>
-          <w14:ligatures w14:val="none"/>
-        </w:rPr>
-        <w:br/>
-        <w:t xml:space="preserve">  - name: </w:t>
-      </w:r>
-      <w:proofErr w:type="spellStart"/>
-      <w:r>
-        <w:rPr>
-          <w:rFonts w:ascii="Georgia" w:eastAsia="Times New Roman" w:hAnsi="Georgia" w:cs="Times New Roman"/>
-          <w:color w:val="000000" w:themeColor="text1"/>
-          <w:kern w:val="0"/>
-          <w:sz w:val="24"/>
-          <w:szCs w:val="24"/>
-          <w:lang w:val="en-US" w:eastAsia="en-IN"/>
-          <w14:ligatures w14:val="none"/>
-        </w:rPr>
-        <w:t>init</w:t>
-      </w:r>
-      <w:proofErr w:type="spellEnd"/>
-      <w:r>
-        <w:rPr>
-          <w:rFonts w:ascii="Georgia" w:eastAsia="Times New Roman" w:hAnsi="Georgia" w:cs="Times New Roman"/>
-          <w:color w:val="000000" w:themeColor="text1"/>
-          <w:kern w:val="0"/>
-          <w:sz w:val="24"/>
-          <w:szCs w:val="24"/>
-          <w:lang w:val="en-US" w:eastAsia="en-IN"/>
-          <w14:ligatures w14:val="none"/>
-        </w:rPr>
-        <w:t>-container</w:t>
-      </w:r>
-      <w:r>
-        <w:rPr>
-          <w:rFonts w:ascii="Georgia" w:eastAsia="Times New Roman" w:hAnsi="Georgia" w:cs="Times New Roman"/>
-          <w:color w:val="000000" w:themeColor="text1"/>
-          <w:kern w:val="0"/>
-          <w:sz w:val="24"/>
-          <w:szCs w:val="24"/>
-          <w:lang w:val="en-US" w:eastAsia="en-IN"/>
-          <w14:ligatures w14:val="none"/>
-        </w:rPr>
-        <w:br/>
-        <w:t xml:space="preserve">    image: </w:t>
-      </w:r>
-      <w:proofErr w:type="spellStart"/>
-      <w:r>
-        <w:rPr>
-          <w:rFonts w:ascii="Georgia" w:eastAsia="Times New Roman" w:hAnsi="Georgia" w:cs="Times New Roman"/>
-          <w:color w:val="000000" w:themeColor="text1"/>
-          <w:kern w:val="0"/>
-          <w:sz w:val="24"/>
-          <w:szCs w:val="24"/>
-          <w:lang w:val="en-US" w:eastAsia="en-IN"/>
-          <w14:ligatures w14:val="none"/>
-        </w:rPr>
-        <w:t>busybox</w:t>
-      </w:r>
-      <w:proofErr w:type="spellEnd"/>
-      <w:r>
-        <w:rPr>
-          <w:rFonts w:ascii="Georgia" w:eastAsia="Times New Roman" w:hAnsi="Georgia" w:cs="Times New Roman"/>
-          <w:color w:val="000000" w:themeColor="text1"/>
-          <w:kern w:val="0"/>
-          <w:sz w:val="24"/>
-          <w:szCs w:val="24"/>
-          <w:lang w:val="en-US" w:eastAsia="en-IN"/>
-          <w14:ligatures w14:val="none"/>
-        </w:rPr>
-        <w:br/>
-        <w:t xml:space="preserve">    command: ["</w:t>
-      </w:r>
-      <w:proofErr w:type="spellStart"/>
-      <w:r>
-        <w:rPr>
-          <w:rFonts w:ascii="Georgia" w:eastAsia="Times New Roman" w:hAnsi="Georgia" w:cs="Times New Roman"/>
-          <w:color w:val="000000" w:themeColor="text1"/>
-          <w:kern w:val="0"/>
-          <w:sz w:val="24"/>
-          <w:szCs w:val="24"/>
-          <w:lang w:val="en-US" w:eastAsia="en-IN"/>
-          <w14:ligatures w14:val="none"/>
-        </w:rPr>
-        <w:t>sh</w:t>
-      </w:r>
-      <w:proofErr w:type="spellEnd"/>
-      <w:r>
-        <w:rPr>
-          <w:rFonts w:ascii="Georgia" w:eastAsia="Times New Roman" w:hAnsi="Georgia" w:cs="Times New Roman"/>
-          <w:color w:val="000000" w:themeColor="text1"/>
-          <w:kern w:val="0"/>
-          <w:sz w:val="24"/>
-          <w:szCs w:val="24"/>
-          <w:lang w:val="en-US" w:eastAsia="en-IN"/>
-          <w14:ligatures w14:val="none"/>
-        </w:rPr>
-        <w:t>", "-c", "echo Init Step Completed &gt; /</w:t>
-      </w:r>
-      <w:proofErr w:type="spellStart"/>
-      <w:r>
-        <w:rPr>
-          <w:rFonts w:ascii="Georgia" w:eastAsia="Times New Roman" w:hAnsi="Georgia" w:cs="Times New Roman"/>
-          <w:color w:val="000000" w:themeColor="text1"/>
-          <w:kern w:val="0"/>
-          <w:sz w:val="24"/>
-          <w:szCs w:val="24"/>
-          <w:lang w:val="en-US" w:eastAsia="en-IN"/>
-          <w14:ligatures w14:val="none"/>
-        </w:rPr>
-        <w:t>workdir</w:t>
-      </w:r>
-      <w:proofErr w:type="spellEnd"/>
-      <w:r>
-        <w:rPr>
-          <w:rFonts w:ascii="Georgia" w:eastAsia="Times New Roman" w:hAnsi="Georgia" w:cs="Times New Roman"/>
-          <w:color w:val="000000" w:themeColor="text1"/>
-          <w:kern w:val="0"/>
-          <w:sz w:val="24"/>
-          <w:szCs w:val="24"/>
-          <w:lang w:val="en-US" w:eastAsia="en-IN"/>
-          <w14:ligatures w14:val="none"/>
-        </w:rPr>
-        <w:t>/index.html"]</w:t>
-      </w:r>
-      <w:r>
-        <w:rPr>
-          <w:rFonts w:ascii="Georgia" w:eastAsia="Times New Roman" w:hAnsi="Georgia" w:cs="Times New Roman"/>
-          <w:color w:val="000000" w:themeColor="text1"/>
-          <w:kern w:val="0"/>
-          <w:sz w:val="24"/>
-          <w:szCs w:val="24"/>
-          <w:lang w:val="en-US" w:eastAsia="en-IN"/>
-          <w14:ligatures w14:val="none"/>
-        </w:rPr>
-        <w:br/>
       </w:r>
     </w:p>
     <w:p>
@@ -1927,11 +1607,346 @@
           <w:left w:val="single" w:sz="4" w:space="4" w:color="auto"/>
           <w:bottom w:val="single" w:sz="4" w:space="1" w:color="auto"/>
           <w:right w:val="single" w:sz="4" w:space="4" w:color="auto"/>
-          <w:between w:val="single" w:sz="4" w:space="1" w:color="auto"/>
-          <w:bar w:val="single" w:sz="4" w:color="auto"/>
         </w:pBdr>
         <w:shd w:val="clear" w:color="auto" w:fill="F2F2F2" w:themeFill="background1" w:themeFillShade="F2"/>
-        <w:spacing w:after="0" w:line="360" w:lineRule="auto"/>
+        <w:spacing w:after="0" w:line="480" w:lineRule="auto"/>
+        <w:textAlignment w:val="baseline"/>
+        <w:outlineLvl w:val="0"/>
+        <w:rPr>
+          <w:rFonts w:ascii="Georgia" w:eastAsia="Times New Roman" w:hAnsi="Georgia" w:cs="Times New Roman"/>
+          <w:color w:val="000000" w:themeColor="text1"/>
+          <w:kern w:val="0"/>
+          <w:sz w:val="24"/>
+          <w:szCs w:val="24"/>
+          <w:lang w:val="en-US" w:eastAsia="en-IN"/>
+          <w14:ligatures w14:val="none"/>
+        </w:rPr>
+      </w:pPr>
+      <w:r>
+        <w:rPr>
+          <w:rFonts w:ascii="Georgia" w:eastAsia="Times New Roman" w:hAnsi="Georgia" w:cs="Times New Roman"/>
+          <w:color w:val="000000" w:themeColor="text1"/>
+          <w:kern w:val="0"/>
+          <w:sz w:val="24"/>
+          <w:szCs w:val="24"/>
+          <w:lang w:val="en-US" w:eastAsia="en-IN"/>
+          <w14:ligatures w14:val="none"/>
+        </w:rPr>
+        <w:t>kind: Pod</w:t>
+      </w:r>
+    </w:p>
+    <w:p>
+      <w:pPr>
+        <w:pBdr>
+          <w:top w:val="single" w:sz="4" w:space="1" w:color="auto"/>
+          <w:left w:val="single" w:sz="4" w:space="4" w:color="auto"/>
+          <w:bottom w:val="single" w:sz="4" w:space="1" w:color="auto"/>
+          <w:right w:val="single" w:sz="4" w:space="4" w:color="auto"/>
+        </w:pBdr>
+        <w:shd w:val="clear" w:color="auto" w:fill="F2F2F2" w:themeFill="background1" w:themeFillShade="F2"/>
+        <w:spacing w:after="0" w:line="480" w:lineRule="auto"/>
+        <w:textAlignment w:val="baseline"/>
+        <w:outlineLvl w:val="0"/>
+        <w:rPr>
+          <w:rFonts w:ascii="Georgia" w:eastAsia="Times New Roman" w:hAnsi="Georgia" w:cs="Times New Roman"/>
+          <w:color w:val="000000" w:themeColor="text1"/>
+          <w:kern w:val="0"/>
+          <w:sz w:val="24"/>
+          <w:szCs w:val="24"/>
+          <w:lang w:val="en-US" w:eastAsia="en-IN"/>
+          <w14:ligatures w14:val="none"/>
+        </w:rPr>
+      </w:pPr>
+      <w:r>
+        <w:rPr>
+          <w:rFonts w:ascii="Georgia" w:eastAsia="Times New Roman" w:hAnsi="Georgia" w:cs="Times New Roman"/>
+          <w:color w:val="000000" w:themeColor="text1"/>
+          <w:kern w:val="0"/>
+          <w:sz w:val="24"/>
+          <w:szCs w:val="24"/>
+          <w:lang w:val="en-US" w:eastAsia="en-IN"/>
+          <w14:ligatures w14:val="none"/>
+        </w:rPr>
+        <w:t>metadata:</w:t>
+      </w:r>
+    </w:p>
+    <w:p>
+      <w:pPr>
+        <w:pBdr>
+          <w:top w:val="single" w:sz="4" w:space="1" w:color="auto"/>
+          <w:left w:val="single" w:sz="4" w:space="4" w:color="auto"/>
+          <w:bottom w:val="single" w:sz="4" w:space="1" w:color="auto"/>
+          <w:right w:val="single" w:sz="4" w:space="4" w:color="auto"/>
+        </w:pBdr>
+        <w:shd w:val="clear" w:color="auto" w:fill="F2F2F2" w:themeFill="background1" w:themeFillShade="F2"/>
+        <w:spacing w:after="0" w:line="480" w:lineRule="auto"/>
+        <w:textAlignment w:val="baseline"/>
+        <w:outlineLvl w:val="0"/>
+        <w:rPr>
+          <w:rFonts w:ascii="Georgia" w:eastAsia="Times New Roman" w:hAnsi="Georgia" w:cs="Times New Roman"/>
+          <w:color w:val="000000" w:themeColor="text1"/>
+          <w:kern w:val="0"/>
+          <w:sz w:val="24"/>
+          <w:szCs w:val="24"/>
+          <w:lang w:val="en-US" w:eastAsia="en-IN"/>
+          <w14:ligatures w14:val="none"/>
+        </w:rPr>
+      </w:pPr>
+      <w:r>
+        <w:rPr>
+          <w:rFonts w:ascii="Georgia" w:eastAsia="Times New Roman" w:hAnsi="Georgia" w:cs="Times New Roman"/>
+          <w:color w:val="000000" w:themeColor="text1"/>
+          <w:kern w:val="0"/>
+          <w:sz w:val="24"/>
+          <w:szCs w:val="24"/>
+          <w:lang w:val="en-US" w:eastAsia="en-IN"/>
+          <w14:ligatures w14:val="none"/>
+        </w:rPr>
+        <w:t xml:space="preserve">  name: </w:t>
+      </w:r>
+      <w:proofErr w:type="spellStart"/>
+      <w:r>
+        <w:rPr>
+          <w:rFonts w:ascii="Georgia" w:eastAsia="Times New Roman" w:hAnsi="Georgia" w:cs="Times New Roman"/>
+          <w:color w:val="000000" w:themeColor="text1"/>
+          <w:kern w:val="0"/>
+          <w:sz w:val="24"/>
+          <w:szCs w:val="24"/>
+          <w:lang w:val="en-US" w:eastAsia="en-IN"/>
+          <w14:ligatures w14:val="none"/>
+        </w:rPr>
+        <w:t>init</w:t>
+      </w:r>
+      <w:proofErr w:type="spellEnd"/>
+      <w:r>
+        <w:rPr>
+          <w:rFonts w:ascii="Georgia" w:eastAsia="Times New Roman" w:hAnsi="Georgia" w:cs="Times New Roman"/>
+          <w:color w:val="000000" w:themeColor="text1"/>
+          <w:kern w:val="0"/>
+          <w:sz w:val="24"/>
+          <w:szCs w:val="24"/>
+          <w:lang w:val="en-US" w:eastAsia="en-IN"/>
+          <w14:ligatures w14:val="none"/>
+        </w:rPr>
+        <w:t>-demo</w:t>
+      </w:r>
+    </w:p>
+    <w:p>
+      <w:pPr>
+        <w:pBdr>
+          <w:top w:val="single" w:sz="4" w:space="1" w:color="auto"/>
+          <w:left w:val="single" w:sz="4" w:space="4" w:color="auto"/>
+          <w:bottom w:val="single" w:sz="4" w:space="1" w:color="auto"/>
+          <w:right w:val="single" w:sz="4" w:space="4" w:color="auto"/>
+        </w:pBdr>
+        <w:shd w:val="clear" w:color="auto" w:fill="F2F2F2" w:themeFill="background1" w:themeFillShade="F2"/>
+        <w:spacing w:after="0" w:line="480" w:lineRule="auto"/>
+        <w:textAlignment w:val="baseline"/>
+        <w:outlineLvl w:val="0"/>
+        <w:rPr>
+          <w:rFonts w:ascii="Georgia" w:eastAsia="Times New Roman" w:hAnsi="Georgia" w:cs="Times New Roman"/>
+          <w:color w:val="000000" w:themeColor="text1"/>
+          <w:kern w:val="0"/>
+          <w:sz w:val="24"/>
+          <w:szCs w:val="24"/>
+          <w:lang w:val="en-US" w:eastAsia="en-IN"/>
+          <w14:ligatures w14:val="none"/>
+        </w:rPr>
+      </w:pPr>
+      <w:r>
+        <w:rPr>
+          <w:rFonts w:ascii="Georgia" w:eastAsia="Times New Roman" w:hAnsi="Georgia" w:cs="Times New Roman"/>
+          <w:color w:val="000000" w:themeColor="text1"/>
+          <w:kern w:val="0"/>
+          <w:sz w:val="24"/>
+          <w:szCs w:val="24"/>
+          <w:lang w:val="en-US" w:eastAsia="en-IN"/>
+          <w14:ligatures w14:val="none"/>
+        </w:rPr>
+        <w:t>spec:</w:t>
+      </w:r>
+    </w:p>
+    <w:p>
+      <w:pPr>
+        <w:pBdr>
+          <w:top w:val="single" w:sz="4" w:space="1" w:color="auto"/>
+          <w:left w:val="single" w:sz="4" w:space="4" w:color="auto"/>
+          <w:bottom w:val="single" w:sz="4" w:space="1" w:color="auto"/>
+          <w:right w:val="single" w:sz="4" w:space="4" w:color="auto"/>
+        </w:pBdr>
+        <w:shd w:val="clear" w:color="auto" w:fill="F2F2F2" w:themeFill="background1" w:themeFillShade="F2"/>
+        <w:spacing w:after="0" w:line="480" w:lineRule="auto"/>
+        <w:textAlignment w:val="baseline"/>
+        <w:outlineLvl w:val="0"/>
+        <w:rPr>
+          <w:rFonts w:ascii="Georgia" w:eastAsia="Times New Roman" w:hAnsi="Georgia" w:cs="Times New Roman"/>
+          <w:color w:val="000000" w:themeColor="text1"/>
+          <w:kern w:val="0"/>
+          <w:sz w:val="24"/>
+          <w:szCs w:val="24"/>
+          <w:lang w:val="en-US" w:eastAsia="en-IN"/>
+          <w14:ligatures w14:val="none"/>
+        </w:rPr>
+      </w:pPr>
+      <w:r>
+        <w:rPr>
+          <w:rFonts w:ascii="Georgia" w:eastAsia="Times New Roman" w:hAnsi="Georgia" w:cs="Times New Roman"/>
+          <w:color w:val="000000" w:themeColor="text1"/>
+          <w:kern w:val="0"/>
+          <w:sz w:val="24"/>
+          <w:szCs w:val="24"/>
+          <w:lang w:val="en-US" w:eastAsia="en-IN"/>
+          <w14:ligatures w14:val="none"/>
+        </w:rPr>
+        <w:t xml:space="preserve">  </w:t>
+      </w:r>
+      <w:proofErr w:type="spellStart"/>
+      <w:r>
+        <w:rPr>
+          <w:rFonts w:ascii="Georgia" w:eastAsia="Times New Roman" w:hAnsi="Georgia" w:cs="Times New Roman"/>
+          <w:color w:val="000000" w:themeColor="text1"/>
+          <w:kern w:val="0"/>
+          <w:sz w:val="24"/>
+          <w:szCs w:val="24"/>
+          <w:lang w:val="en-US" w:eastAsia="en-IN"/>
+          <w14:ligatures w14:val="none"/>
+        </w:rPr>
+        <w:t>initContainers</w:t>
+      </w:r>
+      <w:proofErr w:type="spellEnd"/>
+      <w:r>
+        <w:rPr>
+          <w:rFonts w:ascii="Georgia" w:eastAsia="Times New Roman" w:hAnsi="Georgia" w:cs="Times New Roman"/>
+          <w:color w:val="000000" w:themeColor="text1"/>
+          <w:kern w:val="0"/>
+          <w:sz w:val="24"/>
+          <w:szCs w:val="24"/>
+          <w:lang w:val="en-US" w:eastAsia="en-IN"/>
+          <w14:ligatures w14:val="none"/>
+        </w:rPr>
+        <w:t>:</w:t>
+      </w:r>
+    </w:p>
+    <w:p>
+      <w:pPr>
+        <w:pBdr>
+          <w:top w:val="single" w:sz="4" w:space="1" w:color="auto"/>
+          <w:left w:val="single" w:sz="4" w:space="4" w:color="auto"/>
+          <w:bottom w:val="single" w:sz="4" w:space="1" w:color="auto"/>
+          <w:right w:val="single" w:sz="4" w:space="4" w:color="auto"/>
+        </w:pBdr>
+        <w:shd w:val="clear" w:color="auto" w:fill="F2F2F2" w:themeFill="background1" w:themeFillShade="F2"/>
+        <w:spacing w:after="0" w:line="480" w:lineRule="auto"/>
+        <w:textAlignment w:val="baseline"/>
+        <w:outlineLvl w:val="0"/>
+        <w:rPr>
+          <w:rFonts w:ascii="Georgia" w:eastAsia="Times New Roman" w:hAnsi="Georgia" w:cs="Times New Roman"/>
+          <w:color w:val="000000" w:themeColor="text1"/>
+          <w:kern w:val="0"/>
+          <w:sz w:val="24"/>
+          <w:szCs w:val="24"/>
+          <w:lang w:val="en-US" w:eastAsia="en-IN"/>
+          <w14:ligatures w14:val="none"/>
+        </w:rPr>
+      </w:pPr>
+      <w:r>
+        <w:rPr>
+          <w:rFonts w:ascii="Georgia" w:eastAsia="Times New Roman" w:hAnsi="Georgia" w:cs="Times New Roman"/>
+          <w:color w:val="000000" w:themeColor="text1"/>
+          <w:kern w:val="0"/>
+          <w:sz w:val="24"/>
+          <w:szCs w:val="24"/>
+          <w:lang w:val="en-US" w:eastAsia="en-IN"/>
+          <w14:ligatures w14:val="none"/>
+        </w:rPr>
+        <w:t xml:space="preserve">  - name: </w:t>
+      </w:r>
+      <w:proofErr w:type="spellStart"/>
+      <w:r>
+        <w:rPr>
+          <w:rFonts w:ascii="Georgia" w:eastAsia="Times New Roman" w:hAnsi="Georgia" w:cs="Times New Roman"/>
+          <w:color w:val="000000" w:themeColor="text1"/>
+          <w:kern w:val="0"/>
+          <w:sz w:val="24"/>
+          <w:szCs w:val="24"/>
+          <w:lang w:val="en-US" w:eastAsia="en-IN"/>
+          <w14:ligatures w14:val="none"/>
+        </w:rPr>
+        <w:t>init</w:t>
+      </w:r>
+      <w:proofErr w:type="spellEnd"/>
+      <w:r>
+        <w:rPr>
+          <w:rFonts w:ascii="Georgia" w:eastAsia="Times New Roman" w:hAnsi="Georgia" w:cs="Times New Roman"/>
+          <w:color w:val="000000" w:themeColor="text1"/>
+          <w:kern w:val="0"/>
+          <w:sz w:val="24"/>
+          <w:szCs w:val="24"/>
+          <w:lang w:val="en-US" w:eastAsia="en-IN"/>
+          <w14:ligatures w14:val="none"/>
+        </w:rPr>
+        <w:t>-container</w:t>
+      </w:r>
+    </w:p>
+    <w:p>
+      <w:pPr>
+        <w:pBdr>
+          <w:top w:val="single" w:sz="4" w:space="1" w:color="auto"/>
+          <w:left w:val="single" w:sz="4" w:space="4" w:color="auto"/>
+          <w:bottom w:val="single" w:sz="4" w:space="1" w:color="auto"/>
+          <w:right w:val="single" w:sz="4" w:space="4" w:color="auto"/>
+        </w:pBdr>
+        <w:shd w:val="clear" w:color="auto" w:fill="F2F2F2" w:themeFill="background1" w:themeFillShade="F2"/>
+        <w:spacing w:after="0" w:line="480" w:lineRule="auto"/>
+        <w:textAlignment w:val="baseline"/>
+        <w:outlineLvl w:val="0"/>
+        <w:rPr>
+          <w:rFonts w:ascii="Georgia" w:eastAsia="Times New Roman" w:hAnsi="Georgia" w:cs="Times New Roman"/>
+          <w:color w:val="000000" w:themeColor="text1"/>
+          <w:kern w:val="0"/>
+          <w:sz w:val="24"/>
+          <w:szCs w:val="24"/>
+          <w:lang w:val="en-US" w:eastAsia="en-IN"/>
+          <w14:ligatures w14:val="none"/>
+        </w:rPr>
+      </w:pPr>
+      <w:r>
+        <w:rPr>
+          <w:rFonts w:ascii="Georgia" w:eastAsia="Times New Roman" w:hAnsi="Georgia" w:cs="Times New Roman"/>
+          <w:color w:val="000000" w:themeColor="text1"/>
+          <w:kern w:val="0"/>
+          <w:sz w:val="24"/>
+          <w:szCs w:val="24"/>
+          <w:lang w:val="en-US" w:eastAsia="en-IN"/>
+          <w14:ligatures w14:val="none"/>
+        </w:rPr>
+        <w:t xml:space="preserve">    image: </w:t>
+      </w:r>
+      <w:proofErr w:type="spellStart"/>
+      <w:r>
+        <w:rPr>
+          <w:rFonts w:ascii="Georgia" w:eastAsia="Times New Roman" w:hAnsi="Georgia" w:cs="Times New Roman"/>
+          <w:color w:val="000000" w:themeColor="text1"/>
+          <w:kern w:val="0"/>
+          <w:sz w:val="24"/>
+          <w:szCs w:val="24"/>
+          <w:lang w:val="en-US" w:eastAsia="en-IN"/>
+          <w14:ligatures w14:val="none"/>
+        </w:rPr>
+        <w:t>busybox</w:t>
+      </w:r>
+      <w:proofErr w:type="spellEnd"/>
+    </w:p>
+    <w:p>
+      <w:pPr>
+        <w:pBdr>
+          <w:top w:val="single" w:sz="4" w:space="1" w:color="auto"/>
+          <w:left w:val="single" w:sz="4" w:space="4" w:color="auto"/>
+          <w:bottom w:val="single" w:sz="4" w:space="1" w:color="auto"/>
+          <w:right w:val="single" w:sz="4" w:space="4" w:color="auto"/>
+        </w:pBdr>
+        <w:shd w:val="clear" w:color="auto" w:fill="F2F2F2" w:themeFill="background1" w:themeFillShade="F2"/>
+        <w:spacing w:after="0" w:line="480" w:lineRule="auto"/>
         <w:textAlignment w:val="baseline"/>
         <w:outlineLvl w:val="0"/>
         <w:rPr>
@@ -1955,46 +1970,485 @@
           <w14:ligatures w14:val="none"/>
         </w:rPr>
         <w:lastRenderedPageBreak/>
-        <w:br/>
+        <w:t xml:space="preserve">    command:</w:t>
+      </w:r>
+    </w:p>
+    <w:p>
+      <w:pPr>
+        <w:pBdr>
+          <w:top w:val="single" w:sz="4" w:space="1" w:color="auto"/>
+          <w:left w:val="single" w:sz="4" w:space="4" w:color="auto"/>
+          <w:bottom w:val="single" w:sz="4" w:space="1" w:color="auto"/>
+          <w:right w:val="single" w:sz="4" w:space="4" w:color="auto"/>
+        </w:pBdr>
+        <w:shd w:val="clear" w:color="auto" w:fill="F2F2F2" w:themeFill="background1" w:themeFillShade="F2"/>
+        <w:spacing w:after="0" w:line="480" w:lineRule="auto"/>
+        <w:textAlignment w:val="baseline"/>
+        <w:outlineLvl w:val="0"/>
+        <w:rPr>
+          <w:rFonts w:ascii="Georgia" w:eastAsia="Times New Roman" w:hAnsi="Georgia" w:cs="Times New Roman"/>
+          <w:color w:val="000000" w:themeColor="text1"/>
+          <w:kern w:val="0"/>
+          <w:sz w:val="24"/>
+          <w:szCs w:val="24"/>
+          <w:lang w:val="en-US" w:eastAsia="en-IN"/>
+          <w14:ligatures w14:val="none"/>
+        </w:rPr>
+      </w:pPr>
+      <w:r>
+        <w:rPr>
+          <w:rFonts w:ascii="Georgia" w:eastAsia="Times New Roman" w:hAnsi="Georgia" w:cs="Times New Roman"/>
+          <w:color w:val="000000" w:themeColor="text1"/>
+          <w:kern w:val="0"/>
+          <w:sz w:val="24"/>
+          <w:szCs w:val="24"/>
+          <w:lang w:val="en-US" w:eastAsia="en-IN"/>
+          <w14:ligatures w14:val="none"/>
+        </w:rPr>
+        <w:t xml:space="preserve">    - </w:t>
+      </w:r>
+      <w:proofErr w:type="spellStart"/>
+      <w:r>
+        <w:rPr>
+          <w:rFonts w:ascii="Georgia" w:eastAsia="Times New Roman" w:hAnsi="Georgia" w:cs="Times New Roman"/>
+          <w:color w:val="000000" w:themeColor="text1"/>
+          <w:kern w:val="0"/>
+          <w:sz w:val="24"/>
+          <w:szCs w:val="24"/>
+          <w:lang w:val="en-US" w:eastAsia="en-IN"/>
+          <w14:ligatures w14:val="none"/>
+        </w:rPr>
+        <w:t>sh</w:t>
+      </w:r>
+      <w:proofErr w:type="spellEnd"/>
+    </w:p>
+    <w:p>
+      <w:pPr>
+        <w:pBdr>
+          <w:top w:val="single" w:sz="4" w:space="1" w:color="auto"/>
+          <w:left w:val="single" w:sz="4" w:space="4" w:color="auto"/>
+          <w:bottom w:val="single" w:sz="4" w:space="1" w:color="auto"/>
+          <w:right w:val="single" w:sz="4" w:space="4" w:color="auto"/>
+        </w:pBdr>
+        <w:shd w:val="clear" w:color="auto" w:fill="F2F2F2" w:themeFill="background1" w:themeFillShade="F2"/>
+        <w:spacing w:after="0" w:line="480" w:lineRule="auto"/>
+        <w:textAlignment w:val="baseline"/>
+        <w:outlineLvl w:val="0"/>
+        <w:rPr>
+          <w:rFonts w:ascii="Georgia" w:eastAsia="Times New Roman" w:hAnsi="Georgia" w:cs="Times New Roman"/>
+          <w:color w:val="000000" w:themeColor="text1"/>
+          <w:kern w:val="0"/>
+          <w:sz w:val="24"/>
+          <w:szCs w:val="24"/>
+          <w:lang w:val="en-US" w:eastAsia="en-IN"/>
+          <w14:ligatures w14:val="none"/>
+        </w:rPr>
+      </w:pPr>
+      <w:r>
+        <w:rPr>
+          <w:rFonts w:ascii="Georgia" w:eastAsia="Times New Roman" w:hAnsi="Georgia" w:cs="Times New Roman"/>
+          <w:color w:val="000000" w:themeColor="text1"/>
+          <w:kern w:val="0"/>
+          <w:sz w:val="24"/>
+          <w:szCs w:val="24"/>
+          <w:lang w:val="en-US" w:eastAsia="en-IN"/>
+          <w14:ligatures w14:val="none"/>
+        </w:rPr>
+        <w:t xml:space="preserve">    - -c</w:t>
+      </w:r>
+    </w:p>
+    <w:p>
+      <w:pPr>
+        <w:pBdr>
+          <w:top w:val="single" w:sz="4" w:space="1" w:color="auto"/>
+          <w:left w:val="single" w:sz="4" w:space="4" w:color="auto"/>
+          <w:bottom w:val="single" w:sz="4" w:space="1" w:color="auto"/>
+          <w:right w:val="single" w:sz="4" w:space="4" w:color="auto"/>
+        </w:pBdr>
+        <w:shd w:val="clear" w:color="auto" w:fill="F2F2F2" w:themeFill="background1" w:themeFillShade="F2"/>
+        <w:spacing w:after="0" w:line="480" w:lineRule="auto"/>
+        <w:textAlignment w:val="baseline"/>
+        <w:outlineLvl w:val="0"/>
+        <w:rPr>
+          <w:rFonts w:ascii="Georgia" w:eastAsia="Times New Roman" w:hAnsi="Georgia" w:cs="Times New Roman"/>
+          <w:color w:val="000000" w:themeColor="text1"/>
+          <w:kern w:val="0"/>
+          <w:sz w:val="24"/>
+          <w:szCs w:val="24"/>
+          <w:lang w:val="en-US" w:eastAsia="en-IN"/>
+          <w14:ligatures w14:val="none"/>
+        </w:rPr>
+      </w:pPr>
+      <w:r>
+        <w:rPr>
+          <w:rFonts w:ascii="Georgia" w:eastAsia="Times New Roman" w:hAnsi="Georgia" w:cs="Times New Roman"/>
+          <w:color w:val="000000" w:themeColor="text1"/>
+          <w:kern w:val="0"/>
+          <w:sz w:val="24"/>
+          <w:szCs w:val="24"/>
+          <w:lang w:val="en-US" w:eastAsia="en-IN"/>
+          <w14:ligatures w14:val="none"/>
+        </w:rPr>
+        <w:t xml:space="preserve">    - echo "Init Step Completed" &gt; /</w:t>
+      </w:r>
+      <w:proofErr w:type="spellStart"/>
+      <w:r>
+        <w:rPr>
+          <w:rFonts w:ascii="Georgia" w:eastAsia="Times New Roman" w:hAnsi="Georgia" w:cs="Times New Roman"/>
+          <w:color w:val="000000" w:themeColor="text1"/>
+          <w:kern w:val="0"/>
+          <w:sz w:val="24"/>
+          <w:szCs w:val="24"/>
+          <w:lang w:val="en-US" w:eastAsia="en-IN"/>
+          <w14:ligatures w14:val="none"/>
+        </w:rPr>
+        <w:t>workdir</w:t>
+      </w:r>
+      <w:proofErr w:type="spellEnd"/>
+      <w:r>
+        <w:rPr>
+          <w:rFonts w:ascii="Georgia" w:eastAsia="Times New Roman" w:hAnsi="Georgia" w:cs="Times New Roman"/>
+          <w:color w:val="000000" w:themeColor="text1"/>
+          <w:kern w:val="0"/>
+          <w:sz w:val="24"/>
+          <w:szCs w:val="24"/>
+          <w:lang w:val="en-US" w:eastAsia="en-IN"/>
+          <w14:ligatures w14:val="none"/>
+        </w:rPr>
+        <w:t>/index.html</w:t>
+      </w:r>
+    </w:p>
+    <w:p>
+      <w:pPr>
+        <w:pBdr>
+          <w:top w:val="single" w:sz="4" w:space="1" w:color="auto"/>
+          <w:left w:val="single" w:sz="4" w:space="4" w:color="auto"/>
+          <w:bottom w:val="single" w:sz="4" w:space="1" w:color="auto"/>
+          <w:right w:val="single" w:sz="4" w:space="4" w:color="auto"/>
+        </w:pBdr>
+        <w:shd w:val="clear" w:color="auto" w:fill="F2F2F2" w:themeFill="background1" w:themeFillShade="F2"/>
+        <w:spacing w:after="0" w:line="480" w:lineRule="auto"/>
+        <w:textAlignment w:val="baseline"/>
+        <w:outlineLvl w:val="0"/>
+        <w:rPr>
+          <w:rFonts w:ascii="Georgia" w:eastAsia="Times New Roman" w:hAnsi="Georgia" w:cs="Times New Roman"/>
+          <w:color w:val="000000" w:themeColor="text1"/>
+          <w:kern w:val="0"/>
+          <w:sz w:val="24"/>
+          <w:szCs w:val="24"/>
+          <w:lang w:val="en-US" w:eastAsia="en-IN"/>
+          <w14:ligatures w14:val="none"/>
+        </w:rPr>
+      </w:pPr>
+      <w:r>
+        <w:rPr>
+          <w:rFonts w:ascii="Georgia" w:eastAsia="Times New Roman" w:hAnsi="Georgia" w:cs="Times New Roman"/>
+          <w:color w:val="000000" w:themeColor="text1"/>
+          <w:kern w:val="0"/>
+          <w:sz w:val="24"/>
+          <w:szCs w:val="24"/>
+          <w:lang w:val="en-US" w:eastAsia="en-IN"/>
+          <w14:ligatures w14:val="none"/>
+        </w:rPr>
+        <w:t xml:space="preserve">    </w:t>
+      </w:r>
+      <w:proofErr w:type="spellStart"/>
+      <w:r>
+        <w:rPr>
+          <w:rFonts w:ascii="Georgia" w:eastAsia="Times New Roman" w:hAnsi="Georgia" w:cs="Times New Roman"/>
+          <w:color w:val="000000" w:themeColor="text1"/>
+          <w:kern w:val="0"/>
+          <w:sz w:val="24"/>
+          <w:szCs w:val="24"/>
+          <w:lang w:val="en-US" w:eastAsia="en-IN"/>
+          <w14:ligatures w14:val="none"/>
+        </w:rPr>
+        <w:t>volumeMounts</w:t>
+      </w:r>
+      <w:proofErr w:type="spellEnd"/>
+      <w:r>
+        <w:rPr>
+          <w:rFonts w:ascii="Georgia" w:eastAsia="Times New Roman" w:hAnsi="Georgia" w:cs="Times New Roman"/>
+          <w:color w:val="000000" w:themeColor="text1"/>
+          <w:kern w:val="0"/>
+          <w:sz w:val="24"/>
+          <w:szCs w:val="24"/>
+          <w:lang w:val="en-US" w:eastAsia="en-IN"/>
+          <w14:ligatures w14:val="none"/>
+        </w:rPr>
+        <w:t>:</w:t>
+      </w:r>
+    </w:p>
+    <w:p>
+      <w:pPr>
+        <w:pBdr>
+          <w:top w:val="single" w:sz="4" w:space="1" w:color="auto"/>
+          <w:left w:val="single" w:sz="4" w:space="4" w:color="auto"/>
+          <w:bottom w:val="single" w:sz="4" w:space="1" w:color="auto"/>
+          <w:right w:val="single" w:sz="4" w:space="4" w:color="auto"/>
+        </w:pBdr>
+        <w:shd w:val="clear" w:color="auto" w:fill="F2F2F2" w:themeFill="background1" w:themeFillShade="F2"/>
+        <w:spacing w:after="0" w:line="480" w:lineRule="auto"/>
+        <w:textAlignment w:val="baseline"/>
+        <w:outlineLvl w:val="0"/>
+        <w:rPr>
+          <w:rFonts w:ascii="Georgia" w:eastAsia="Times New Roman" w:hAnsi="Georgia" w:cs="Times New Roman"/>
+          <w:color w:val="000000" w:themeColor="text1"/>
+          <w:kern w:val="0"/>
+          <w:sz w:val="24"/>
+          <w:szCs w:val="24"/>
+          <w:lang w:val="en-US" w:eastAsia="en-IN"/>
+          <w14:ligatures w14:val="none"/>
+        </w:rPr>
+      </w:pPr>
+      <w:r>
+        <w:rPr>
+          <w:rFonts w:ascii="Georgia" w:eastAsia="Times New Roman" w:hAnsi="Georgia" w:cs="Times New Roman"/>
+          <w:color w:val="000000" w:themeColor="text1"/>
+          <w:kern w:val="0"/>
+          <w:sz w:val="24"/>
+          <w:szCs w:val="24"/>
+          <w:lang w:val="en-US" w:eastAsia="en-IN"/>
+          <w14:ligatures w14:val="none"/>
+        </w:rPr>
+        <w:t xml:space="preserve">    - name: shared-data</w:t>
+      </w:r>
+    </w:p>
+    <w:p>
+      <w:pPr>
+        <w:pBdr>
+          <w:top w:val="single" w:sz="4" w:space="1" w:color="auto"/>
+          <w:left w:val="single" w:sz="4" w:space="4" w:color="auto"/>
+          <w:bottom w:val="single" w:sz="4" w:space="1" w:color="auto"/>
+          <w:right w:val="single" w:sz="4" w:space="4" w:color="auto"/>
+        </w:pBdr>
+        <w:shd w:val="clear" w:color="auto" w:fill="F2F2F2" w:themeFill="background1" w:themeFillShade="F2"/>
+        <w:spacing w:after="0" w:line="480" w:lineRule="auto"/>
+        <w:textAlignment w:val="baseline"/>
+        <w:outlineLvl w:val="0"/>
+        <w:rPr>
+          <w:rFonts w:ascii="Georgia" w:eastAsia="Times New Roman" w:hAnsi="Georgia" w:cs="Times New Roman"/>
+          <w:color w:val="000000" w:themeColor="text1"/>
+          <w:kern w:val="0"/>
+          <w:sz w:val="24"/>
+          <w:szCs w:val="24"/>
+          <w:lang w:val="en-US" w:eastAsia="en-IN"/>
+          <w14:ligatures w14:val="none"/>
+        </w:rPr>
+      </w:pPr>
+      <w:r>
+        <w:rPr>
+          <w:rFonts w:ascii="Georgia" w:eastAsia="Times New Roman" w:hAnsi="Georgia" w:cs="Times New Roman"/>
+          <w:color w:val="000000" w:themeColor="text1"/>
+          <w:kern w:val="0"/>
+          <w:sz w:val="24"/>
+          <w:szCs w:val="24"/>
+          <w:lang w:val="en-US" w:eastAsia="en-IN"/>
+          <w14:ligatures w14:val="none"/>
+        </w:rPr>
+        <w:t xml:space="preserve">      </w:t>
+      </w:r>
+      <w:proofErr w:type="spellStart"/>
+      <w:r>
+        <w:rPr>
+          <w:rFonts w:ascii="Georgia" w:eastAsia="Times New Roman" w:hAnsi="Georgia" w:cs="Times New Roman"/>
+          <w:color w:val="000000" w:themeColor="text1"/>
+          <w:kern w:val="0"/>
+          <w:sz w:val="24"/>
+          <w:szCs w:val="24"/>
+          <w:lang w:val="en-US" w:eastAsia="en-IN"/>
+          <w14:ligatures w14:val="none"/>
+        </w:rPr>
+        <w:t>mountPath</w:t>
+      </w:r>
+      <w:proofErr w:type="spellEnd"/>
+      <w:r>
+        <w:rPr>
+          <w:rFonts w:ascii="Georgia" w:eastAsia="Times New Roman" w:hAnsi="Georgia" w:cs="Times New Roman"/>
+          <w:color w:val="000000" w:themeColor="text1"/>
+          <w:kern w:val="0"/>
+          <w:sz w:val="24"/>
+          <w:szCs w:val="24"/>
+          <w:lang w:val="en-US" w:eastAsia="en-IN"/>
+          <w14:ligatures w14:val="none"/>
+        </w:rPr>
+        <w:t>: /</w:t>
+      </w:r>
+      <w:proofErr w:type="spellStart"/>
+      <w:r>
+        <w:rPr>
+          <w:rFonts w:ascii="Georgia" w:eastAsia="Times New Roman" w:hAnsi="Georgia" w:cs="Times New Roman"/>
+          <w:color w:val="000000" w:themeColor="text1"/>
+          <w:kern w:val="0"/>
+          <w:sz w:val="24"/>
+          <w:szCs w:val="24"/>
+          <w:lang w:val="en-US" w:eastAsia="en-IN"/>
+          <w14:ligatures w14:val="none"/>
+        </w:rPr>
+        <w:t>workdir</w:t>
+      </w:r>
+      <w:proofErr w:type="spellEnd"/>
+    </w:p>
+    <w:p>
+      <w:pPr>
+        <w:pBdr>
+          <w:top w:val="single" w:sz="4" w:space="1" w:color="auto"/>
+          <w:left w:val="single" w:sz="4" w:space="4" w:color="auto"/>
+          <w:bottom w:val="single" w:sz="4" w:space="1" w:color="auto"/>
+          <w:right w:val="single" w:sz="4" w:space="4" w:color="auto"/>
+        </w:pBdr>
+        <w:shd w:val="clear" w:color="auto" w:fill="F2F2F2" w:themeFill="background1" w:themeFillShade="F2"/>
+        <w:spacing w:after="0" w:line="480" w:lineRule="auto"/>
+        <w:textAlignment w:val="baseline"/>
+        <w:outlineLvl w:val="0"/>
+        <w:rPr>
+          <w:rFonts w:ascii="Georgia" w:eastAsia="Times New Roman" w:hAnsi="Georgia" w:cs="Times New Roman"/>
+          <w:color w:val="000000" w:themeColor="text1"/>
+          <w:kern w:val="0"/>
+          <w:sz w:val="24"/>
+          <w:szCs w:val="24"/>
+          <w:lang w:val="en-US" w:eastAsia="en-IN"/>
+          <w14:ligatures w14:val="none"/>
+        </w:rPr>
+      </w:pPr>
+    </w:p>
+    <w:p>
+      <w:pPr>
+        <w:pBdr>
+          <w:top w:val="single" w:sz="4" w:space="1" w:color="auto"/>
+          <w:left w:val="single" w:sz="4" w:space="4" w:color="auto"/>
+          <w:bottom w:val="single" w:sz="4" w:space="1" w:color="auto"/>
+          <w:right w:val="single" w:sz="4" w:space="4" w:color="auto"/>
+        </w:pBdr>
+        <w:shd w:val="clear" w:color="auto" w:fill="F2F2F2" w:themeFill="background1" w:themeFillShade="F2"/>
+        <w:spacing w:after="0" w:line="480" w:lineRule="auto"/>
+        <w:textAlignment w:val="baseline"/>
+        <w:outlineLvl w:val="0"/>
+        <w:rPr>
+          <w:rFonts w:ascii="Georgia" w:eastAsia="Times New Roman" w:hAnsi="Georgia" w:cs="Times New Roman"/>
+          <w:color w:val="000000" w:themeColor="text1"/>
+          <w:kern w:val="0"/>
+          <w:sz w:val="24"/>
+          <w:szCs w:val="24"/>
+          <w:lang w:val="en-US" w:eastAsia="en-IN"/>
+          <w14:ligatures w14:val="none"/>
+        </w:rPr>
+      </w:pPr>
+      <w:r>
+        <w:rPr>
+          <w:rFonts w:ascii="Georgia" w:eastAsia="Times New Roman" w:hAnsi="Georgia" w:cs="Times New Roman"/>
+          <w:color w:val="000000" w:themeColor="text1"/>
+          <w:kern w:val="0"/>
+          <w:sz w:val="24"/>
+          <w:szCs w:val="24"/>
+          <w:lang w:val="en-US" w:eastAsia="en-IN"/>
+          <w14:ligatures w14:val="none"/>
+        </w:rPr>
         <w:t xml:space="preserve">  containers:</w:t>
       </w:r>
-      <w:r>
-        <w:rPr>
-          <w:rFonts w:ascii="Georgia" w:eastAsia="Times New Roman" w:hAnsi="Georgia" w:cs="Times New Roman"/>
-          <w:color w:val="000000" w:themeColor="text1"/>
-          <w:kern w:val="0"/>
-          <w:sz w:val="24"/>
-          <w:szCs w:val="24"/>
-          <w:lang w:val="en-US" w:eastAsia="en-IN"/>
-          <w14:ligatures w14:val="none"/>
-        </w:rPr>
-        <w:br/>
+    </w:p>
+    <w:p>
+      <w:pPr>
+        <w:pBdr>
+          <w:top w:val="single" w:sz="4" w:space="1" w:color="auto"/>
+          <w:left w:val="single" w:sz="4" w:space="4" w:color="auto"/>
+          <w:bottom w:val="single" w:sz="4" w:space="1" w:color="auto"/>
+          <w:right w:val="single" w:sz="4" w:space="4" w:color="auto"/>
+        </w:pBdr>
+        <w:shd w:val="clear" w:color="auto" w:fill="F2F2F2" w:themeFill="background1" w:themeFillShade="F2"/>
+        <w:spacing w:after="0" w:line="480" w:lineRule="auto"/>
+        <w:textAlignment w:val="baseline"/>
+        <w:outlineLvl w:val="0"/>
+        <w:rPr>
+          <w:rFonts w:ascii="Georgia" w:eastAsia="Times New Roman" w:hAnsi="Georgia" w:cs="Times New Roman"/>
+          <w:color w:val="000000" w:themeColor="text1"/>
+          <w:kern w:val="0"/>
+          <w:sz w:val="24"/>
+          <w:szCs w:val="24"/>
+          <w:lang w:val="en-US" w:eastAsia="en-IN"/>
+          <w14:ligatures w14:val="none"/>
+        </w:rPr>
+      </w:pPr>
+      <w:r>
+        <w:rPr>
+          <w:rFonts w:ascii="Georgia" w:eastAsia="Times New Roman" w:hAnsi="Georgia" w:cs="Times New Roman"/>
+          <w:color w:val="000000" w:themeColor="text1"/>
+          <w:kern w:val="0"/>
+          <w:sz w:val="24"/>
+          <w:szCs w:val="24"/>
+          <w:lang w:val="en-US" w:eastAsia="en-IN"/>
+          <w14:ligatures w14:val="none"/>
+        </w:rPr>
         <w:t xml:space="preserve">  - name: app-container</w:t>
       </w:r>
-      <w:r>
-        <w:rPr>
-          <w:rFonts w:ascii="Georgia" w:eastAsia="Times New Roman" w:hAnsi="Georgia" w:cs="Times New Roman"/>
-          <w:color w:val="000000" w:themeColor="text1"/>
-          <w:kern w:val="0"/>
-          <w:sz w:val="24"/>
-          <w:szCs w:val="24"/>
-          <w:lang w:val="en-US" w:eastAsia="en-IN"/>
-          <w14:ligatures w14:val="none"/>
-        </w:rPr>
-        <w:br/>
+    </w:p>
+    <w:p>
+      <w:pPr>
+        <w:pBdr>
+          <w:top w:val="single" w:sz="4" w:space="1" w:color="auto"/>
+          <w:left w:val="single" w:sz="4" w:space="4" w:color="auto"/>
+          <w:bottom w:val="single" w:sz="4" w:space="1" w:color="auto"/>
+          <w:right w:val="single" w:sz="4" w:space="4" w:color="auto"/>
+        </w:pBdr>
+        <w:shd w:val="clear" w:color="auto" w:fill="F2F2F2" w:themeFill="background1" w:themeFillShade="F2"/>
+        <w:spacing w:after="0" w:line="480" w:lineRule="auto"/>
+        <w:textAlignment w:val="baseline"/>
+        <w:outlineLvl w:val="0"/>
+        <w:rPr>
+          <w:rFonts w:ascii="Georgia" w:eastAsia="Times New Roman" w:hAnsi="Georgia" w:cs="Times New Roman"/>
+          <w:color w:val="000000" w:themeColor="text1"/>
+          <w:kern w:val="0"/>
+          <w:sz w:val="24"/>
+          <w:szCs w:val="24"/>
+          <w:lang w:val="en-US" w:eastAsia="en-IN"/>
+          <w14:ligatures w14:val="none"/>
+        </w:rPr>
+      </w:pPr>
+      <w:r>
+        <w:rPr>
+          <w:rFonts w:ascii="Georgia" w:eastAsia="Times New Roman" w:hAnsi="Georgia" w:cs="Times New Roman"/>
+          <w:color w:val="000000" w:themeColor="text1"/>
+          <w:kern w:val="0"/>
+          <w:sz w:val="24"/>
+          <w:szCs w:val="24"/>
+          <w:lang w:val="en-US" w:eastAsia="en-IN"/>
+          <w14:ligatures w14:val="none"/>
+        </w:rPr>
         <w:t xml:space="preserve">    image: nginx</w:t>
       </w:r>
-      <w:r>
-        <w:rPr>
-          <w:rFonts w:ascii="Georgia" w:eastAsia="Times New Roman" w:hAnsi="Georgia" w:cs="Times New Roman"/>
-          <w:color w:val="000000" w:themeColor="text1"/>
-          <w:kern w:val="0"/>
-          <w:sz w:val="24"/>
-          <w:szCs w:val="24"/>
-          <w:lang w:val="en-US" w:eastAsia="en-IN"/>
-          <w14:ligatures w14:val="none"/>
-        </w:rPr>
-        <w:br/>
+    </w:p>
+    <w:p>
+      <w:pPr>
+        <w:pBdr>
+          <w:top w:val="single" w:sz="4" w:space="1" w:color="auto"/>
+          <w:left w:val="single" w:sz="4" w:space="4" w:color="auto"/>
+          <w:bottom w:val="single" w:sz="4" w:space="1" w:color="auto"/>
+          <w:right w:val="single" w:sz="4" w:space="4" w:color="auto"/>
+        </w:pBdr>
+        <w:shd w:val="clear" w:color="auto" w:fill="F2F2F2" w:themeFill="background1" w:themeFillShade="F2"/>
+        <w:spacing w:after="0" w:line="480" w:lineRule="auto"/>
+        <w:textAlignment w:val="baseline"/>
+        <w:outlineLvl w:val="0"/>
+        <w:rPr>
+          <w:rFonts w:ascii="Georgia" w:eastAsia="Times New Roman" w:hAnsi="Georgia" w:cs="Times New Roman"/>
+          <w:color w:val="000000" w:themeColor="text1"/>
+          <w:kern w:val="0"/>
+          <w:sz w:val="24"/>
+          <w:szCs w:val="24"/>
+          <w:lang w:val="en-US" w:eastAsia="en-IN"/>
+          <w14:ligatures w14:val="none"/>
+        </w:rPr>
+      </w:pPr>
+      <w:r>
+        <w:rPr>
+          <w:rFonts w:ascii="Georgia" w:eastAsia="Times New Roman" w:hAnsi="Georgia" w:cs="Times New Roman"/>
+          <w:color w:val="000000" w:themeColor="text1"/>
+          <w:kern w:val="0"/>
+          <w:sz w:val="24"/>
+          <w:szCs w:val="24"/>
+          <w:lang w:val="en-US" w:eastAsia="en-IN"/>
+          <w14:ligatures w14:val="none"/>
+        </w:rPr>
         <w:t xml:space="preserve">    </w:t>
       </w:r>
       <w:proofErr w:type="spellStart"/>
@@ -2023,30 +2477,74 @@
         </w:rPr>
         <w:t>:</w:t>
       </w:r>
-      <w:r>
-        <w:rPr>
-          <w:rFonts w:ascii="Georgia" w:eastAsia="Times New Roman" w:hAnsi="Georgia" w:cs="Times New Roman"/>
-          <w:color w:val="000000" w:themeColor="text1"/>
-          <w:kern w:val="0"/>
-          <w:sz w:val="24"/>
-          <w:szCs w:val="24"/>
-          <w:lang w:val="en-US" w:eastAsia="en-IN"/>
-          <w14:ligatures w14:val="none"/>
-        </w:rPr>
-        <w:br/>
+    </w:p>
+    <w:p>
+      <w:pPr>
+        <w:pBdr>
+          <w:top w:val="single" w:sz="4" w:space="1" w:color="auto"/>
+          <w:left w:val="single" w:sz="4" w:space="4" w:color="auto"/>
+          <w:bottom w:val="single" w:sz="4" w:space="1" w:color="auto"/>
+          <w:right w:val="single" w:sz="4" w:space="4" w:color="auto"/>
+        </w:pBdr>
+        <w:shd w:val="clear" w:color="auto" w:fill="F2F2F2" w:themeFill="background1" w:themeFillShade="F2"/>
+        <w:spacing w:after="0" w:line="480" w:lineRule="auto"/>
+        <w:textAlignment w:val="baseline"/>
+        <w:outlineLvl w:val="0"/>
+        <w:rPr>
+          <w:rFonts w:ascii="Georgia" w:eastAsia="Times New Roman" w:hAnsi="Georgia" w:cs="Times New Roman"/>
+          <w:color w:val="000000" w:themeColor="text1"/>
+          <w:kern w:val="0"/>
+          <w:sz w:val="24"/>
+          <w:szCs w:val="24"/>
+          <w:lang w:val="en-US" w:eastAsia="en-IN"/>
+          <w14:ligatures w14:val="none"/>
+        </w:rPr>
+      </w:pPr>
+      <w:r>
+        <w:rPr>
+          <w:rFonts w:ascii="Georgia" w:eastAsia="Times New Roman" w:hAnsi="Georgia" w:cs="Times New Roman"/>
+          <w:color w:val="000000" w:themeColor="text1"/>
+          <w:kern w:val="0"/>
+          <w:sz w:val="24"/>
+          <w:szCs w:val="24"/>
+          <w:lang w:val="en-US" w:eastAsia="en-IN"/>
+          <w14:ligatures w14:val="none"/>
+        </w:rPr>
         <w:t xml:space="preserve">    - name: shared-data</w:t>
       </w:r>
-      <w:r>
-        <w:rPr>
-          <w:rFonts w:ascii="Georgia" w:eastAsia="Times New Roman" w:hAnsi="Georgia" w:cs="Times New Roman"/>
-          <w:color w:val="000000" w:themeColor="text1"/>
-          <w:kern w:val="0"/>
-          <w:sz w:val="24"/>
-          <w:szCs w:val="24"/>
-          <w:lang w:val="en-US" w:eastAsia="en-IN"/>
-          <w14:ligatures w14:val="none"/>
-        </w:rPr>
-        <w:br/>
+    </w:p>
+    <w:p>
+      <w:pPr>
+        <w:pBdr>
+          <w:top w:val="single" w:sz="4" w:space="1" w:color="auto"/>
+          <w:left w:val="single" w:sz="4" w:space="4" w:color="auto"/>
+          <w:bottom w:val="single" w:sz="4" w:space="1" w:color="auto"/>
+          <w:right w:val="single" w:sz="4" w:space="4" w:color="auto"/>
+        </w:pBdr>
+        <w:shd w:val="clear" w:color="auto" w:fill="F2F2F2" w:themeFill="background1" w:themeFillShade="F2"/>
+        <w:spacing w:after="0" w:line="480" w:lineRule="auto"/>
+        <w:textAlignment w:val="baseline"/>
+        <w:outlineLvl w:val="0"/>
+        <w:rPr>
+          <w:rFonts w:ascii="Georgia" w:eastAsia="Times New Roman" w:hAnsi="Georgia" w:cs="Times New Roman"/>
+          <w:color w:val="000000" w:themeColor="text1"/>
+          <w:kern w:val="0"/>
+          <w:sz w:val="24"/>
+          <w:szCs w:val="24"/>
+          <w:lang w:val="en-US" w:eastAsia="en-IN"/>
+          <w14:ligatures w14:val="none"/>
+        </w:rPr>
+      </w:pPr>
+      <w:r>
+        <w:rPr>
+          <w:rFonts w:ascii="Georgia" w:eastAsia="Times New Roman" w:hAnsi="Georgia" w:cs="Times New Roman"/>
+          <w:color w:val="000000" w:themeColor="text1"/>
+          <w:kern w:val="0"/>
+          <w:sz w:val="24"/>
+          <w:szCs w:val="24"/>
+          <w:lang w:val="en-US" w:eastAsia="en-IN"/>
+          <w14:ligatures w14:val="none"/>
+        </w:rPr>
         <w:t xml:space="preserve">      </w:t>
       </w:r>
       <w:proofErr w:type="spellStart"/>
@@ -2101,55 +2599,132 @@
         </w:rPr>
         <w:t>/share/nginx/html</w:t>
       </w:r>
-      <w:r>
-        <w:rPr>
-          <w:rFonts w:ascii="Georgia" w:eastAsia="Times New Roman" w:hAnsi="Georgia" w:cs="Times New Roman"/>
-          <w:color w:val="000000" w:themeColor="text1"/>
-          <w:kern w:val="0"/>
-          <w:sz w:val="24"/>
-          <w:szCs w:val="24"/>
-          <w:lang w:val="en-US" w:eastAsia="en-IN"/>
-          <w14:ligatures w14:val="none"/>
-        </w:rPr>
-        <w:br/>
-      </w:r>
-      <w:r>
-        <w:rPr>
-          <w:rFonts w:ascii="Georgia" w:eastAsia="Times New Roman" w:hAnsi="Georgia" w:cs="Times New Roman"/>
-          <w:color w:val="000000" w:themeColor="text1"/>
-          <w:kern w:val="0"/>
-          <w:sz w:val="24"/>
-          <w:szCs w:val="24"/>
-          <w:lang w:val="en-US" w:eastAsia="en-IN"/>
-          <w14:ligatures w14:val="none"/>
-        </w:rPr>
-        <w:br/>
+    </w:p>
+    <w:p>
+      <w:pPr>
+        <w:pBdr>
+          <w:top w:val="single" w:sz="4" w:space="1" w:color="auto"/>
+          <w:left w:val="single" w:sz="4" w:space="4" w:color="auto"/>
+          <w:bottom w:val="single" w:sz="4" w:space="1" w:color="auto"/>
+          <w:right w:val="single" w:sz="4" w:space="4" w:color="auto"/>
+        </w:pBdr>
+        <w:shd w:val="clear" w:color="auto" w:fill="F2F2F2" w:themeFill="background1" w:themeFillShade="F2"/>
+        <w:spacing w:after="0" w:line="480" w:lineRule="auto"/>
+        <w:textAlignment w:val="baseline"/>
+        <w:outlineLvl w:val="0"/>
+        <w:rPr>
+          <w:rFonts w:ascii="Georgia" w:eastAsia="Times New Roman" w:hAnsi="Georgia" w:cs="Times New Roman"/>
+          <w:color w:val="000000" w:themeColor="text1"/>
+          <w:kern w:val="0"/>
+          <w:sz w:val="24"/>
+          <w:szCs w:val="24"/>
+          <w:lang w:val="en-US" w:eastAsia="en-IN"/>
+          <w14:ligatures w14:val="none"/>
+        </w:rPr>
+      </w:pPr>
+    </w:p>
+    <w:p>
+      <w:pPr>
+        <w:pBdr>
+          <w:top w:val="single" w:sz="4" w:space="1" w:color="auto"/>
+          <w:left w:val="single" w:sz="4" w:space="4" w:color="auto"/>
+          <w:bottom w:val="single" w:sz="4" w:space="1" w:color="auto"/>
+          <w:right w:val="single" w:sz="4" w:space="4" w:color="auto"/>
+        </w:pBdr>
+        <w:shd w:val="clear" w:color="auto" w:fill="F2F2F2" w:themeFill="background1" w:themeFillShade="F2"/>
+        <w:spacing w:after="0" w:line="480" w:lineRule="auto"/>
+        <w:textAlignment w:val="baseline"/>
+        <w:outlineLvl w:val="0"/>
+        <w:rPr>
+          <w:rFonts w:ascii="Georgia" w:eastAsia="Times New Roman" w:hAnsi="Georgia" w:cs="Times New Roman"/>
+          <w:color w:val="000000" w:themeColor="text1"/>
+          <w:kern w:val="0"/>
+          <w:sz w:val="24"/>
+          <w:szCs w:val="24"/>
+          <w:lang w:val="en-US" w:eastAsia="en-IN"/>
+          <w14:ligatures w14:val="none"/>
+        </w:rPr>
+      </w:pPr>
+      <w:r>
+        <w:rPr>
+          <w:rFonts w:ascii="Georgia" w:eastAsia="Times New Roman" w:hAnsi="Georgia" w:cs="Times New Roman"/>
+          <w:color w:val="000000" w:themeColor="text1"/>
+          <w:kern w:val="0"/>
+          <w:sz w:val="24"/>
+          <w:szCs w:val="24"/>
+          <w:lang w:val="en-US" w:eastAsia="en-IN"/>
+          <w14:ligatures w14:val="none"/>
+        </w:rPr>
         <w:t xml:space="preserve">  volumes:</w:t>
       </w:r>
-      <w:r>
-        <w:rPr>
-          <w:rFonts w:ascii="Georgia" w:eastAsia="Times New Roman" w:hAnsi="Georgia" w:cs="Times New Roman"/>
-          <w:color w:val="000000" w:themeColor="text1"/>
-          <w:kern w:val="0"/>
-          <w:sz w:val="24"/>
-          <w:szCs w:val="24"/>
-          <w:lang w:val="en-US" w:eastAsia="en-IN"/>
-          <w14:ligatures w14:val="none"/>
-        </w:rPr>
-        <w:br/>
+    </w:p>
+    <w:p>
+      <w:pPr>
+        <w:pBdr>
+          <w:top w:val="single" w:sz="4" w:space="1" w:color="auto"/>
+          <w:left w:val="single" w:sz="4" w:space="4" w:color="auto"/>
+          <w:bottom w:val="single" w:sz="4" w:space="1" w:color="auto"/>
+          <w:right w:val="single" w:sz="4" w:space="4" w:color="auto"/>
+        </w:pBdr>
+        <w:shd w:val="clear" w:color="auto" w:fill="F2F2F2" w:themeFill="background1" w:themeFillShade="F2"/>
+        <w:spacing w:after="0" w:line="480" w:lineRule="auto"/>
+        <w:textAlignment w:val="baseline"/>
+        <w:outlineLvl w:val="0"/>
+        <w:rPr>
+          <w:rFonts w:ascii="Georgia" w:eastAsia="Times New Roman" w:hAnsi="Georgia" w:cs="Times New Roman"/>
+          <w:color w:val="000000" w:themeColor="text1"/>
+          <w:kern w:val="0"/>
+          <w:sz w:val="24"/>
+          <w:szCs w:val="24"/>
+          <w:lang w:val="en-US" w:eastAsia="en-IN"/>
+          <w14:ligatures w14:val="none"/>
+        </w:rPr>
+      </w:pPr>
+      <w:r>
+        <w:rPr>
+          <w:rFonts w:ascii="Georgia" w:eastAsia="Times New Roman" w:hAnsi="Georgia" w:cs="Times New Roman"/>
+          <w:color w:val="000000" w:themeColor="text1"/>
+          <w:kern w:val="0"/>
+          <w:sz w:val="24"/>
+          <w:szCs w:val="24"/>
+          <w:lang w:val="en-US" w:eastAsia="en-IN"/>
+          <w14:ligatures w14:val="none"/>
+        </w:rPr>
         <w:t xml:space="preserve">  - name: shared-data</w:t>
       </w:r>
-      <w:r>
-        <w:rPr>
-          <w:rFonts w:ascii="Georgia" w:eastAsia="Times New Roman" w:hAnsi="Georgia" w:cs="Times New Roman"/>
-          <w:color w:val="000000" w:themeColor="text1"/>
-          <w:kern w:val="0"/>
-          <w:sz w:val="24"/>
-          <w:szCs w:val="24"/>
-          <w:lang w:val="en-US" w:eastAsia="en-IN"/>
-          <w14:ligatures w14:val="none"/>
-        </w:rPr>
-        <w:br/>
+    </w:p>
+    <w:p>
+      <w:pPr>
+        <w:pBdr>
+          <w:top w:val="single" w:sz="4" w:space="1" w:color="auto"/>
+          <w:left w:val="single" w:sz="4" w:space="4" w:color="auto"/>
+          <w:bottom w:val="single" w:sz="4" w:space="1" w:color="auto"/>
+          <w:right w:val="single" w:sz="4" w:space="4" w:color="auto"/>
+        </w:pBdr>
+        <w:shd w:val="clear" w:color="auto" w:fill="F2F2F2" w:themeFill="background1" w:themeFillShade="F2"/>
+        <w:spacing w:after="0" w:line="480" w:lineRule="auto"/>
+        <w:textAlignment w:val="baseline"/>
+        <w:outlineLvl w:val="0"/>
+        <w:rPr>
+          <w:rFonts w:ascii="Georgia" w:eastAsia="Times New Roman" w:hAnsi="Georgia" w:cs="Times New Roman"/>
+          <w:color w:val="000000" w:themeColor="text1"/>
+          <w:kern w:val="0"/>
+          <w:sz w:val="24"/>
+          <w:szCs w:val="24"/>
+          <w:lang w:val="en-US" w:eastAsia="en-IN"/>
+          <w14:ligatures w14:val="none"/>
+        </w:rPr>
+      </w:pPr>
+      <w:r>
+        <w:rPr>
+          <w:rFonts w:ascii="Georgia" w:eastAsia="Times New Roman" w:hAnsi="Georgia" w:cs="Times New Roman"/>
+          <w:color w:val="000000" w:themeColor="text1"/>
+          <w:kern w:val="0"/>
+          <w:sz w:val="24"/>
+          <w:szCs w:val="24"/>
+          <w:lang w:val="en-US" w:eastAsia="en-IN"/>
+          <w14:ligatures w14:val="none"/>
+        </w:rPr>
         <w:t xml:space="preserve">    </w:t>
       </w:r>
       <w:proofErr w:type="spellStart"/>
@@ -2187,28 +2762,16 @@
         <w:outlineLvl w:val="0"/>
         <w:rPr>
           <w:rFonts w:ascii="Georgia" w:eastAsia="Times New Roman" w:hAnsi="Georgia" w:cs="Times New Roman"/>
-          <w:color w:val="000000" w:themeColor="text1"/>
-          <w:kern w:val="0"/>
-          <w:sz w:val="24"/>
-          <w:szCs w:val="24"/>
-          <w:lang w:val="en-US" w:eastAsia="en-IN"/>
-          <w14:ligatures w14:val="none"/>
-        </w:rPr>
-      </w:pPr>
-      <w:r>
-        <w:rPr>
-          <w:rFonts w:ascii="Georgia" w:eastAsia="Times New Roman" w:hAnsi="Georgia" w:cs="Times New Roman"/>
-          <w:color w:val="000000" w:themeColor="text1"/>
-          <w:kern w:val="0"/>
-          <w:sz w:val="24"/>
-          <w:szCs w:val="24"/>
-          <w:lang w:val="en-US" w:eastAsia="en-IN"/>
-          <w14:ligatures w14:val="none"/>
-        </w:rPr>
-        <w:pict w14:anchorId="5E687E30">
-          <v:rect id="_x0000_i1031" style="width:0;height:1.5pt" o:hralign="center" o:hrstd="t" o:hr="t" fillcolor="#a0a0a0" stroked="f"/>
-        </w:pict>
-      </w:r>
+          <w:b/>
+          <w:bCs/>
+          <w:color w:val="000000" w:themeColor="text1"/>
+          <w:kern w:val="0"/>
+          <w:sz w:val="24"/>
+          <w:szCs w:val="24"/>
+          <w:lang w:val="en-US" w:eastAsia="en-IN"/>
+          <w14:ligatures w14:val="none"/>
+        </w:rPr>
+      </w:pPr>
     </w:p>
     <w:p>
       <w:pPr>
@@ -2445,17 +3008,17 @@
         </w:rPr>
       </w:pPr>
       <w:proofErr w:type="spellStart"/>
-      <w:proofErr w:type="gramStart"/>
-      <w:r>
-        <w:rPr>
-          <w:rFonts w:ascii="Georgia" w:eastAsia="Times New Roman" w:hAnsi="Georgia" w:cs="Times New Roman"/>
-          <w:color w:val="000000" w:themeColor="text1"/>
-          <w:kern w:val="0"/>
-          <w:sz w:val="24"/>
-          <w:szCs w:val="24"/>
-          <w:lang w:val="en-US" w:eastAsia="en-IN"/>
-          <w14:ligatures w14:val="none"/>
-        </w:rPr>
+      <w:r>
+        <w:rPr>
+          <w:rFonts w:ascii="Georgia" w:eastAsia="Times New Roman" w:hAnsi="Georgia" w:cs="Times New Roman"/>
+          <w:color w:val="000000" w:themeColor="text1"/>
+          <w:kern w:val="0"/>
+          <w:sz w:val="24"/>
+          <w:szCs w:val="24"/>
+          <w:lang w:val="en-US" w:eastAsia="en-IN"/>
+          <w14:ligatures w14:val="none"/>
+        </w:rPr>
+        <w:lastRenderedPageBreak/>
         <w:t>emptyDir</w:t>
       </w:r>
       <w:proofErr w:type="spellEnd"/>
@@ -2471,7 +3034,6 @@
         </w:rPr>
         <w:t>: {}</w:t>
       </w:r>
-      <w:proofErr w:type="gramEnd"/>
     </w:p>
     <w:p>
       <w:pPr>
